--- a/9 семестр/ЗИ от утечки по техническим каналам связи/Лабораторные работы/Лаба 2/Лабораторная работа №2.docx
+++ b/9 семестр/ЗИ от утечки по техническим каналам связи/Лабораторные работы/Лаба 2/Лабораторная работа №2.docx
@@ -2167,13 +2167,8 @@
         <w:t>Генеральный директор ООО "</w:t>
       </w:r>
       <w:r>
-        <w:t xml:space="preserve">Гусь </w:t>
-      </w:r>
-      <w:proofErr w:type="spellStart"/>
-      <w:r>
-        <w:t>ИнфЗащита</w:t>
-      </w:r>
-      <w:proofErr w:type="spellEnd"/>
+        <w:t>Гусь ИнфЗащита</w:t>
+      </w:r>
       <w:r>
         <w:t>"</w:t>
       </w:r>
@@ -2748,13 +2743,8 @@
         <w:t>специалистами ООО «</w:t>
       </w:r>
       <w:r>
-        <w:t xml:space="preserve">Гусь </w:t>
-      </w:r>
-      <w:proofErr w:type="spellStart"/>
-      <w:r>
-        <w:t>ИнфЗащита</w:t>
-      </w:r>
-      <w:proofErr w:type="spellEnd"/>
+        <w:t>Гусь ИнфЗащита</w:t>
+      </w:r>
       <w:r>
         <w:t>» проведен</w:t>
       </w:r>
@@ -2822,6 +2812,9 @@
         <w:t>разведке</w:t>
       </w:r>
       <w:r>
+        <w:t xml:space="preserve"> </w:t>
+      </w:r>
+      <w:r>
         <w:rPr>
           <w:spacing w:val="-68"/>
         </w:rPr>
@@ -2858,7 +2851,10 @@
         <w:t>переговоров 1-</w:t>
       </w:r>
       <w:r>
-        <w:t>333</w:t>
+        <w:t>14</w:t>
+      </w:r>
+      <w:r>
+        <w:t>3</w:t>
       </w:r>
       <w:r>
         <w:rPr>
@@ -4141,7 +4137,7 @@
           <v:shape id="_x0000_i1025" type="#_x0000_t75" alt="" style="width:377.25pt;height:319.5pt" o:ole="">
             <v:imagedata r:id="rId9" o:title=""/>
           </v:shape>
-          <o:OLEObject Type="Embed" ProgID="Visio.Drawing.15" ShapeID="_x0000_i1025" DrawAspect="Content" ObjectID="_1852452635" r:id="rId10"/>
+          <o:OLEObject Type="Embed" ProgID="Visio.Drawing.15" ShapeID="_x0000_i1025" DrawAspect="Content" ObjectID="_1852716579" r:id="rId10"/>
         </w:object>
       </w:r>
     </w:p>
@@ -4221,7 +4217,7 @@
           <v:shape id="_x0000_i1026" type="#_x0000_t75" alt="" style="width:291.75pt;height:274.5pt;mso-width-percent:0;mso-height-percent:0;mso-width-percent:0;mso-height-percent:0" o:ole="">
             <v:imagedata r:id="rId11" o:title=""/>
           </v:shape>
-          <o:OLEObject Type="Embed" ProgID="Visio.Drawing.15" ShapeID="_x0000_i1026" DrawAspect="Content" ObjectID="_1852452636" r:id="rId12"/>
+          <o:OLEObject Type="Embed" ProgID="Visio.Drawing.15" ShapeID="_x0000_i1026" DrawAspect="Content" ObjectID="_1852716580" r:id="rId12"/>
         </w:object>
       </w:r>
     </w:p>
@@ -4505,6 +4501,7 @@
       <w:r>
         <w:rPr>
           <w:i/>
+          <w:noProof/>
         </w:rPr>
         <w:drawing>
           <wp:inline distT="0" distB="0" distL="0" distR="0" wp14:anchorId="7F97304E" wp14:editId="644180F6">
@@ -6077,6 +6074,7 @@
                 <w:sz w:val="28"/>
               </w:rPr>
             </w:pPr>
+            <w:proofErr w:type="gramStart"/>
             <w:r>
               <w:rPr>
                 <w:rFonts w:ascii="Cambria Math" w:eastAsia="Cambria Math" w:hAnsi="Cambria Math"/>
@@ -6101,6 +6099,7 @@
               </w:rPr>
               <w:t>.𝒊</w:t>
             </w:r>
+            <w:proofErr w:type="gramEnd"/>
             <w:r>
               <w:rPr>
                 <w:position w:val="6"/>
@@ -6601,6 +6600,7 @@
               </w:rPr>
               <w:t>W</w:t>
             </w:r>
+            <w:proofErr w:type="gramStart"/>
             <w:r>
               <w:rPr>
                 <w:i/>
@@ -6625,6 +6625,7 @@
               </w:rPr>
               <w:t>=</w:t>
             </w:r>
+            <w:proofErr w:type="gramEnd"/>
             <w:r>
               <w:t xml:space="preserve"> </w:t>
             </w:r>
@@ -8022,6 +8023,7 @@
                 <w:sz w:val="28"/>
               </w:rPr>
             </w:pPr>
+            <w:proofErr w:type="gramStart"/>
             <w:r>
               <w:rPr>
                 <w:rFonts w:ascii="Cambria Math" w:eastAsia="Cambria Math" w:hAnsi="Cambria Math"/>
@@ -8046,6 +8048,7 @@
               </w:rPr>
               <w:t>.𝒊</w:t>
             </w:r>
+            <w:proofErr w:type="gramEnd"/>
             <w:r>
               <w:rPr>
                 <w:position w:val="6"/>
@@ -8558,6 +8561,7 @@
               </w:rPr>
               <w:t>W</w:t>
             </w:r>
+            <w:proofErr w:type="gramStart"/>
             <w:r>
               <w:rPr>
                 <w:i/>
@@ -8582,6 +8586,7 @@
               </w:rPr>
               <w:t>=</w:t>
             </w:r>
+            <w:proofErr w:type="gramEnd"/>
           </w:p>
           <w:p>
             <w:pPr>
